--- a/文档资料/项目文档/球赛购票系统需求分析与详细设计书.docx
+++ b/文档资料/项目文档/球赛购票系统需求分析与详细设计书.docx
@@ -251,14 +251,8 @@
             </w:tcMar>
           </w:tcPr>
           <w:p>
-            <w:pPr>
-              <w:spacing w:after="80" w:line="276" w:lineRule="auto"/>
-            </w:pPr>
-            <w:r>
-              <w:rPr>
-                <w:rFonts w:ascii="Calibri" w:hAnsi="Calibri" w:eastAsia="宋体"/>
-              </w:rPr>
-              <w:t>看比赛 -&gt; 看球队 -&gt; 选票区 -&gt; 下单支付 -&gt; 查看电子票/申请退票</w:t>
+            <w:r>
+              <w:t>完善个人信息 -&gt; 看比赛 -&gt; 找比赛 -&gt; 选票区 -&gt; 下单支付 -&gt; 查看电子票/申请退票</w:t>
             </w:r>
           </w:p>
         </w:tc>
@@ -633,10 +627,7 @@
           </w:tcPr>
           <w:p>
             <w:r>
-              <w:rPr>
-                <w:rFonts w:ascii="Times New Roman" w:hAnsi="Times New Roman" w:eastAsia="宋体"/>
-              </w:rPr>
-              <w:t>注册登录、浏览比赛、查看球队信息、购票支付、查看电子票、申请退票。</w:t>
+              <w:t>注册登录、完善个人信息、浏览比赛、查看球队信息、购票支付、查看电子票、申请退票。</w:t>
             </w:r>
           </w:p>
         </w:tc>
@@ -1076,7 +1067,7 @@
               <w:rPr>
                 <w:rFonts w:ascii="Times New Roman" w:hAnsi="Times New Roman" w:eastAsia="宋体"/>
               </w:rPr>
-              <w:t>普通用户和俱乐部负责人可注册；管理员由后台创建。登录时选择身份，管理员还需填写工号。</w:t>
+              <w:t>普通用户和俱乐部负责人可注册；赛事管理员和系统管理员由已有系统管理员内部先行注册。登录时选择身份，管理员还需填写工号。</w:t>
             </w:r>
           </w:p>
         </w:tc>
@@ -1612,7 +1603,7 @@
         <w:spacing w:after="60" w:line="360" w:lineRule="auto"/>
       </w:pPr>
       <w:r>
-        <w:t>我们设置了不同的注册和登录要求：普通用户可直接注册登录；俱乐部负责人注册后需要审核；赛事管理员和系统管理员由后台创建。登录时需要选择身份，管理人员还要填写工号。</w:t>
+        <w:t>我们设置了不同的注册和登录要求：普通用户可直接注册登录；俱乐部负责人注册后需要审核；赛事管理员和系统管理员由已有系统管理员内部先行注册。登录时需要选择身份，管理人员还要填写工号。</w:t>
       </w:r>
     </w:p>
     <w:p>
@@ -7305,7 +7296,7 @@
               <w:rPr>
                 <w:rFonts w:ascii="Times New Roman" w:hAnsi="Times New Roman" w:eastAsia="宋体"/>
               </w:rPr>
-              <w:t>普通用户和俱乐部负责人可注册；管理员由后台创建，登录需校验工号。</w:t>
+              <w:t>普通用户和俱乐部负责人可注册；赛事管理员和系统管理员由已有系统管理员内部先行注册，登录需校验工号。</w:t>
             </w:r>
           </w:p>
         </w:tc>
